--- a/skill3/skill3.docx
+++ b/skill3/skill3.docx
@@ -321,13 +321,8 @@
       <w:pPr>
         <w:pStyle w:val="Heading1"/>
       </w:pPr>
-      <w:proofErr w:type="spellStart"/>
       <w:r>
-        <w:t>Github</w:t>
-      </w:r>
-      <w:proofErr w:type="spellEnd"/>
-      <w:r>
-        <w:t xml:space="preserve"> REPO Link:</w:t>
+        <w:t>Github REPO Link:</w:t>
       </w:r>
     </w:p>
     <w:p>
@@ -339,6 +334,56 @@
           <w:t>https://github.com/harsha08-2k6/FSAD-WORKBOOK.git</w:t>
         </w:r>
       </w:hyperlink>
+    </w:p>
+    <w:p>
+      <w:pPr>
+        <w:rPr>
+          <w:b/>
+          <w:bCs/>
+        </w:rPr>
+      </w:pPr>
+      <w:r>
+        <w:rPr>
+          <w:b/>
+          <w:bCs/>
+        </w:rPr>
+        <w:lastRenderedPageBreak/>
+        <w:drawing>
+          <wp:inline distT="0" distB="0" distL="0" distR="0" wp14:anchorId="069EA2B2" wp14:editId="1255218B">
+            <wp:extent cx="5731510" cy="3224530"/>
+            <wp:effectExtent l="0" t="0" r="2540" b="0"/>
+            <wp:docPr id="373686020" name="Picture 1"/>
+            <wp:cNvGraphicFramePr>
+              <a:graphicFrameLocks xmlns:a="http://schemas.openxmlformats.org/drawingml/2006/main" noChangeAspect="1"/>
+            </wp:cNvGraphicFramePr>
+            <a:graphic xmlns:a="http://schemas.openxmlformats.org/drawingml/2006/main">
+              <a:graphicData uri="http://schemas.openxmlformats.org/drawingml/2006/picture">
+                <pic:pic xmlns:pic="http://schemas.openxmlformats.org/drawingml/2006/picture">
+                  <pic:nvPicPr>
+                    <pic:cNvPr id="373686020" name=""/>
+                    <pic:cNvPicPr/>
+                  </pic:nvPicPr>
+                  <pic:blipFill>
+                    <a:blip r:embed="rId9"/>
+                    <a:stretch>
+                      <a:fillRect/>
+                    </a:stretch>
+                  </pic:blipFill>
+                  <pic:spPr>
+                    <a:xfrm>
+                      <a:off x="0" y="0"/>
+                      <a:ext cx="5731510" cy="3224530"/>
+                    </a:xfrm>
+                    <a:prstGeom prst="rect">
+                      <a:avLst/>
+                    </a:prstGeom>
+                  </pic:spPr>
+                </pic:pic>
+              </a:graphicData>
+            </a:graphic>
+          </wp:inline>
+        </w:drawing>
+      </w:r>
     </w:p>
     <w:p/>
     <w:sectPr>
